--- a/data/human_paras/human_para_172.docx
+++ b/data/human_paras/human_para_172.docx
@@ -4,7 +4,7 @@
   <w:body>
     <w:p>
       <w:r>
-        <w:t>Florida childcare licensing regulation on three critical safety issues are 1. Staff credentials- it is stated that one licensed or qualified childcare personal should be there in a licensed childcare facility and those who have less than 19 children are not subjected to that requirement. 2. Physical Environment - here all the basic Health care and safety requirements are addressed like clean and toxic-free environment, proper air circulation, sufficient lighting in class, safe drinking water, fire extinguisher, First aid facilities, etc. 3. child and staff ratio are divided as Birth to 1 year: four infants per staff, for1 to 2 years: six kids per staff, 2 to 3 years: 11 kids per staff, 3 to 4 years: 15 kids per staff, 4 to 5 years: 20 kids per staff and School age: 25 kids per staff so that the staff can provide proper guidance to each child. Even though the mentioned regulations are strict in the right jurisdiction as a child needs to be under professional care and a good environment for them to have proper overall development. I feel that no of a child under staff credentials and staff should be as every child of age group 1-5 requires sufficient attention and care and unforeseen accidents may occur if neglected for even a blink of time.</w:t>
+        <w:t>Every factor of health and safety education is equally important but in my point of view nutritional health should be more focused on the better development of a three-year-old as it supports normal body growth and development, helps maintain the proper body weight according to the age requirement, reduces the risk of chronic illness, makes the immune system strong which will assist in the proper development of all the other mentioned factors. Children are curious and competitive by nature as it is a way children explore and learn. So an activity that would be developmentally appropriate for a three-year-old for their nutritional health is excursions, by planning field visits to places like food markets, livestock farms, vegetable farms, etc. are enjoyable and enlightening as children are curious by nature for example showing them how a cow is milked can lead to you sharing the importance of milk and further discussion topics like what type of products can be produced from milk which will give a chance to further educate them about products like cheese, yogurt, butter, etc which are important for a child nutritious health. After excursion activities like food tasting games, drawing food pictures, etc can be followed which will further be beneficial for child’s nutritious health.</w:t>
       </w:r>
     </w:p>
     <w:sectPr>
